--- a/beta/finding-to-engineer-ticket.docx
+++ b/beta/finding-to-engineer-ticket.docx
@@ -7,7 +7,7 @@
         <w:pStyle w:val="Title"/>
       </w:pPr>
       <w:r>
-        <w:t>AMASAMYA — From Finding to Engineer Ticket</w:t>
+        <w:t>AMASAMYA - From Finding to Engineer Ticket</w:t>
       </w:r>
     </w:p>
     <w:p>
@@ -33,7 +33,7 @@
         <w:pStyle w:val="Heading2"/>
       </w:pPr>
       <w:r>
-        <w:t>The template — six fields</w:t>
+        <w:t>The template - six fields</w:t>
       </w:r>
     </w:p>
     <w:p>
@@ -49,7 +49,7 @@
         <w:t>1. Title.</w:t>
       </w:r>
       <w:r>
-        <w:t xml:space="preserve"> One sentence. Names the WCAG criterion, the element, and the symptom. Example: "WCAG 1.1.1 — search input has no accessible name on the homepage".</w:t>
+        <w:t xml:space="preserve"> One sentence. Names the WCAG criterion, the element, and the symptom. Example: "WCAG 1.1.1 - search input has no accessible name on the homepage".</w:t>
       </w:r>
     </w:p>
     <w:p>
@@ -67,7 +67,7 @@
           <w:rStyle w:val="InlineCode"/>
           <w:rFonts w:ascii="Consolas" w:hAnsi="Consolas"/>
         </w:rPr>
-        <w:t>WCAG 2.2 SC 1.1.1 Non-text Content (Level A) — https://www.w3.org/WAI/WCAG22/Understanding/non-text-content.html</w:t>
+        <w:t>WCAG 2.2 SC 1.1.1 Non-text Content (Level A) - https://www.w3.org/WAI/WCAG22/Understanding/non-text-content.html</w:t>
       </w:r>
       <w:r>
         <w:t>.</w:t>
@@ -232,7 +232,7 @@
         <w:t>Title:</w:t>
       </w:r>
       <w:r>
-        <w:t xml:space="preserve"> WCAG 1.3.1 / 3.3.2 — main search input on the homepage is unlabelled  </w:t>
+        <w:t xml:space="preserve"> WCAG 1.3.1 / 3.3.2 - main search input on the homepage is unlabelled  </w:t>
       </w:r>
       <w:r>
         <w:rPr>
@@ -308,7 +308,7 @@
         <w:t>aria-labelledby</w:t>
       </w:r>
       <w:r>
-        <w:t xml:space="preserve"> reference. Placeholder text is not a substitute for a label — screen readers may or may not announce placeholder text depending on the browser and the user's verbosity settings, and the placeholder disappears when the user begins typing, leaving them with no context. NVDA tab navigation announces this field as "edit" only.  </w:t>
+        <w:t xml:space="preserve"> reference. Placeholder text is not a substitute for a label - screen readers may or may not announce placeholder text depending on the browser and the user's verbosity settings, and the placeholder disappears when the user begins typing, leaving them with no context. NVDA tab navigation announces this field as "edit" only.  </w:t>
       </w:r>
       <w:r>
         <w:rPr>
@@ -365,7 +365,7 @@
     </w:p>
     <w:p>
       <w:r>
-        <w:t>It does not include automated-tool screenshots. The AMASAMYA finding ID is sufficient provenance — anyone who wants to verify can re-run the audit. Pasting the AMASAMYA report into a ticket as a screenshot is overkill.</w:t>
+        <w:t>It does not include automated-tool screenshots. The AMASAMYA finding ID is sufficient provenance - anyone who wants to verify can re-run the audit. Pasting the AMASAMYA report into a ticket as a screenshot is overkill.</w:t>
       </w:r>
     </w:p>
     <w:p>
@@ -378,7 +378,7 @@
     </w:p>
     <w:p>
       <w:r>
-        <w:t>When you triage a batch of AMASAMYA findings, group them by Engine first. All the Images-engine findings become one batch, all the Forms-engine findings another. Often the same root cause is producing multiple findings — fix the design-system component once, and ten tickets become one ticket with ten acceptance criteria. Your engineering team will appreciate this; it is the difference between forty tickets in their backlog and four.</w:t>
+        <w:t>When you triage a batch of AMASAMYA findings, group them by Engine first. All the Images-engine findings become one batch, all the Forms-engine findings another. Often the same root cause is producing multiple findings - fix the design-system component once, and ten tickets become one ticket with ten acceptance criteria. Your engineering team will appreciate this; it is the difference between forty tickets in their backlog and four.</w:t>
       </w:r>
     </w:p>
     <w:p>
@@ -387,8 +387,11 @@
       </w:r>
     </w:p>
     <w:p>
+      <w:pPr>
+        <w:pStyle w:val="ListBullet"/>
+      </w:pPr>
       <w:r>
-        <w:t>— Akhilesh Malani</w:t>
+        <w:t>Akhilesh Malani</w:t>
       </w:r>
     </w:p>
     <w:sectPr>
